--- a/docs/PD_Project_Charter_v1.0.docx
+++ b/docs/PD_Project_Charter_v1.0.docx
@@ -683,6 +683,57 @@
       </w:pPr>
       <w:r>
         <w:t xml:space="preserve">Frameless always-on-top window, optional visibility on every virtual desktop, tray control, global shortcuts, adjustable opacity, click-through widget mode, compact layout, tiered auto-refresh and persistence of window state. Satisfies FUN-025 to FUN-029 and FUN-031.</w:t>
+      </w:r>
+    </w:p>
+    <w:p>
+      <w:pPr>
+        <w:pStyle w:val="Heading2"/>
+        <w:spacing w:after="120" w:before="240"/>
+      </w:pPr>
+      <w:r>
+        <w:t xml:space="preserve">3.8 Free public distribution</w:t>
+      </w:r>
+    </w:p>
+    <w:p>
+      <w:pPr>
+        <w:spacing w:after="120"/>
+      </w:pPr>
+      <w:r>
+        <w:t xml:space="preserve">The same dashboard is published as an installable web application so anyone can use it on Android, iPhone or a desktop browser without a store, a fee or an account, alongside a downloadable Windows build. Hosting, delivery, the data relay and the usage counter must all sit inside permanently free tiers. Satisfies FUN-032 to FUN-035, FUN-038 and NFR-011 to NFR-013.</w:t>
+      </w:r>
+    </w:p>
+    <w:p>
+      <w:pPr>
+        <w:pStyle w:val="Heading2"/>
+        <w:spacing w:after="120" w:before="240"/>
+      </w:pPr>
+      <w:r>
+        <w:t xml:space="preserve">3.9 Anonymous usage measurement</w:t>
+      </w:r>
+    </w:p>
+    <w:p>
+      <w:pPr>
+        <w:spacing w:after="120"/>
+      </w:pPr>
+      <w:r>
+        <w:t xml:space="preserve">The owner needs to know how many devices are using the app and how many times it is opened each day, without introducing a login and without collecting anything that identifies a person. Counts are surfaced on a private dashboard protected by a shared key. Satisfies FUN-036, FUN-037, SEC-011, SEC-012 and SEC-014.</w:t>
+      </w:r>
+    </w:p>
+    <w:p>
+      <w:pPr>
+        <w:pStyle w:val="Heading2"/>
+        <w:spacing w:after="120" w:before="240"/>
+      </w:pPr>
+      <w:r>
+        <w:t xml:space="preserve">3.10 Attribution</w:t>
+      </w:r>
+    </w:p>
+    <w:p>
+      <w:pPr>
+        <w:spacing w:after="120"/>
+      </w:pPr>
+      <w:r>
+        <w:t xml:space="preserve">A subtle, permanent credit to the author appears in the status bar, the tray menu, the web manifest and the packaged application metadata. Satisfies FUN-039.</w:t>
       </w:r>
     </w:p>
     <w:p>

--- a/docs/PD_Project_Charter_v1.0.docx
+++ b/docs/PD_Project_Charter_v1.0.docx
@@ -733,7 +733,41 @@
         <w:spacing w:after="120"/>
       </w:pPr>
       <w:r>
-        <w:t xml:space="preserve">A subtle, permanent credit to the author appears in the status bar, the tray menu, the web manifest and the packaged application metadata. Satisfies FUN-039.</w:t>
+        <w:t xml:space="preserve">A subtle, permanent credit to the author appears in the title bar, the status bar, the tray menu, the web manifest and the packaged application metadata. Satisfies FUN-039.</w:t>
+      </w:r>
+    </w:p>
+    <w:p>
+      <w:pPr>
+        <w:pStyle w:val="Heading2"/>
+        <w:spacing w:after="120" w:before="240"/>
+      </w:pPr>
+      <w:r>
+        <w:t xml:space="preserve">3.11 Popular and steady names</w:t>
+      </w:r>
+    </w:p>
+    <w:p>
+      <w:pPr>
+        <w:spacing w:after="120"/>
+      </w:pPr>
+      <w:r>
+        <w:t xml:space="preserve">Alongside the hype radar, which by design surfaces whatever is moving violently today, the dashboard carries a second list of widely-held large caps ordered by how calm they have been over a year. Volatility is measured, not asserted, and translated into plain English. Satisfies FUN-048 and FUN-049.</w:t>
+      </w:r>
+    </w:p>
+    <w:p>
+      <w:pPr>
+        <w:pStyle w:val="Heading2"/>
+        <w:spacing w:after="120" w:before="240"/>
+      </w:pPr>
+      <w:r>
+        <w:t xml:space="preserve">3.12 Operable without a command line</w:t>
+      </w:r>
+    </w:p>
+    <w:p>
+      <w:pPr>
+        <w:spacing w:after="120"/>
+      </w:pPr>
+      <w:r>
+        <w:t xml:space="preserve">The owner is not a developer by trade. Running the app, building the worker file and publishing the whole thing must be possible through double-clicked launchers and website buttons alone. Satisfies FUN-052 and FUN-053.</w:t>
       </w:r>
     </w:p>
     <w:p>

--- a/docs/PD_Project_Charter_v1.0.docx
+++ b/docs/PD_Project_Charter_v1.0.docx
@@ -580,7 +580,7 @@
         <w:spacing w:after="120"/>
       </w:pPr>
       <w:r>
-        <w:t xml:space="preserve">The five stocks drawing the most attention right now, ranked by a composite of unusual volume, the size of the day move, and how often the ticker appears in current headlines. Satisfies FUN-001 to FUN-003.</w:t>
+        <w:t xml:space="preserve">The five stocks drawing the most attention right now, ranked by a composite of unusual volume, the size of the day move, and how often the ticker appears in current headlines, with a "Show all" expansion into the full scanned list and a plain-English momentum read on each row. Satisfies FUN-001 to FUN-003, FUN-057 and FUN-061.</w:t>
       </w:r>
     </w:p>
     <w:p>
@@ -597,7 +597,7 @@
         <w:spacing w:after="120"/>
       </w:pPr>
       <w:r>
-        <w:t xml:space="preserve">Holdings entry, live valuation, invested capital, unrealised and realised profit and loss, day profit and loss, allocation weights, idle cash and a net-worth trend, all expressed in a base currency of the user choosing. Satisfies FUN-004 to FUN-011 and FUN-030.</w:t>
+        <w:t xml:space="preserve">Holdings entry, live valuation, invested capital, unrealised and realised profit and loss, day profit and loss, allocation weights, idle cash and a net-worth trend, all expressed in a base currency of the user choosing. A holding can be entered either as a share quantity or as a money amount, with the other derived from the buy price. Satisfies FUN-004 to FUN-011, FUN-030 and FUN-054.</w:t>
       </w:r>
     </w:p>
     <w:p>
@@ -648,7 +648,7 @@
         <w:spacing w:after="120"/>
       </w:pPr>
       <w:r>
-        <w:t xml:space="preserve">A scrolling tape of Indian and US indices, commodities, USD/INR and Bitcoin; exchange session clocks with countdowns; and a breadth-derived market pulse score. Satisfies FUN-020 to FUN-022.</w:t>
+        <w:t xml:space="preserve">A scrolling tape of Indian and US indices, commodities, USD/INR and Bitcoin; exchange session clocks stating plainly whether each is open now or closed, with a closes-in / opens-in countdown; and a breadth-derived market pulse score. Satisfies FUN-020 to FUN-022 and FUN-063.</w:t>
       </w:r>
     </w:p>
     <w:p>
@@ -665,7 +665,7 @@
         <w:spacing w:after="120"/>
       </w:pPr>
       <w:r>
-        <w:t xml:space="preserve">Current conditions, feels-like temperature, humidity, wind, rain probability, UV, air quality and an eight-hour outlook for the user location, resolvable by IP or by manual coordinates. Satisfies FUN-023 and FUN-024.</w:t>
+        <w:t xml:space="preserve">Current conditions, feels-like temperature, humidity, wind, rain probability, UV, air quality and an eight-hour outlook for the user location, resolvable by IP or by manual coordinates, alongside a fixed strip of live conditions for six major financial-hub cities. Satisfies FUN-023, FUN-024 and FUN-062.</w:t>
       </w:r>
     </w:p>
     <w:p>
@@ -750,7 +750,7 @@
         <w:spacing w:after="120"/>
       </w:pPr>
       <w:r>
-        <w:t xml:space="preserve">Alongside the hype radar, which by design surfaces whatever is moving violently today, the dashboard carries a second list of widely-held large caps ordered by how calm they have been over a year. Volatility is measured, not asserted, and translated into plain English. Satisfies FUN-048 and FUN-049.</w:t>
+        <w:t xml:space="preserve">Alongside the hype radar, which by design surfaces whatever is moving violently today, the dashboard carries a second list of widely-held large caps ordered by how calm they have been over a year, filterable by market and by sector. Volatility is measured, not asserted, and translated into plain English. Satisfies FUN-048, FUN-049 and FUN-060.</w:t>
       </w:r>
     </w:p>
     <w:p>
@@ -768,6 +768,40 @@
       </w:pPr>
       <w:r>
         <w:t xml:space="preserve">The owner is not a developer by trade. Running the app, building the worker file and publishing the whole thing must be possible through double-clicked launchers and website buttons alone. Satisfies FUN-052 and FUN-053.</w:t>
+      </w:r>
+    </w:p>
+    <w:p>
+      <w:pPr>
+        <w:pStyle w:val="Heading2"/>
+        <w:spacing w:after="120" w:before="240"/>
+      </w:pPr>
+      <w:r>
+        <w:t xml:space="preserve">3.13 Mutual funds</w:t>
+      </w:r>
+    </w:p>
+    <w:p>
+      <w:pPr>
+        <w:spacing w:after="120"/>
+      </w:pPr>
+      <w:r>
+        <w:t xml:space="preserve">A curated set of well-known Indian direct-growth mutual fund schemes spanning flexi cap, large/mid/small cap, index, hybrid and debt categories, each showing its current NAV and one-day, one-month and one-year change, filterable by category. Satisfies FUN-055 and FUN-056.</w:t>
+      </w:r>
+    </w:p>
+    <w:p>
+      <w:pPr>
+        <w:pStyle w:val="Heading2"/>
+        <w:spacing w:after="120" w:before="240"/>
+      </w:pPr>
+      <w:r>
+        <w:t xml:space="preserve">3.14 Stock detail and related news</w:t>
+      </w:r>
+    </w:p>
+    <w:p>
+      <w:pPr>
+        <w:spacing w:after="120"/>
+      </w:pPr>
+      <w:r>
+        <w:t xml:space="preserve">Clicking any listed stock — in the hype radar, the popular list, a holding row or the all-scanned list — opens a price chart with Google-style 1D/5D/1M/6M/1Y/5Y range tabs and the most recent related headlines. The same related-news lookup surfaces inside the add-holding dialog once a company is picked, so recent context is visible before money is committed. Satisfies FUN-058 and FUN-059.</w:t>
       </w:r>
     </w:p>
     <w:p>
